--- a/Manuscript and House Style/Manuscript/Bonecas Russas Selections – Nuno Ramos_V2.docx
+++ b/Manuscript and House Style/Manuscript/Bonecas Russas Selections – Nuno Ramos_V2.docx
@@ -1,6 +1,6 @@
 
 <file path=word/document.xml><?xml version="1.0" encoding="utf-8"?>
-<w:document xmlns:wpc="http://schemas.microsoft.com/office/word/2010/wordprocessingCanvas" xmlns:cx="http://schemas.microsoft.com/office/drawing/2014/chartex" xmlns:cx1="http://schemas.microsoft.com/office/drawing/2015/9/8/chartex" xmlns:cx2="http://schemas.microsoft.com/office/drawing/2015/10/21/chartex" xmlns:cx3="http://schemas.microsoft.com/office/drawing/2016/5/9/chartex" xmlns:cx4="http://schemas.microsoft.com/office/drawing/2016/5/10/chartex" xmlns:cx5="http://schemas.microsoft.com/office/drawing/2016/5/11/chartex" xmlns:cx6="http://schemas.microsoft.com/office/drawing/2016/5/12/chartex" xmlns:cx7="http://schemas.microsoft.com/office/drawing/2016/5/13/chartex" xmlns:cx8="http://schemas.microsoft.com/office/drawing/2016/5/14/chartex" xmlns:mc="http://schemas.openxmlformats.org/markup-compatibility/2006" xmlns:aink="http://schemas.microsoft.com/office/drawing/2016/ink" xmlns:am3d="http://schemas.microsoft.com/office/drawing/2017/model3d" xmlns:o="urn:schemas-microsoft-com:office:office" xmlns:oel="http://schemas.microsoft.com/office/2019/extlst" xmlns:r="http://schemas.openxmlformats.org/officeDocument/2006/relationships" xmlns:m="http://schemas.openxmlformats.org/officeDocument/2006/math" xmlns:v="urn:schemas-microsoft-com:vml" xmlns:wp14="http://schemas.microsoft.com/office/word/2010/wordprocessingDrawing" xmlns:wp="http://schemas.openxmlformats.org/drawingml/2006/wordprocessingDrawing" xmlns:w10="urn:schemas-microsoft-com:office:word" xmlns:w="http://schemas.openxmlformats.org/wordprocessingml/2006/main" xmlns:w14="http://schemas.microsoft.com/office/word/2010/wordml" xmlns:w15="http://schemas.microsoft.com/office/word/2012/wordml" xmlns:w16cex="http://schemas.microsoft.com/office/word/2018/wordml/cex" xmlns:w16cid="http://schemas.microsoft.com/office/word/2016/wordml/cid" xmlns:w16="http://schemas.microsoft.com/office/word/2018/wordml" xmlns:w16sdtdh="http://schemas.microsoft.com/office/word/2020/wordml/sdtdatahash" xmlns:w16se="http://schemas.microsoft.com/office/word/2015/wordml/symex" xmlns:wpg="http://schemas.microsoft.com/office/word/2010/wordprocessingGroup" xmlns:wpi="http://schemas.microsoft.com/office/word/2010/wordprocessingInk" xmlns:wne="http://schemas.microsoft.com/office/word/2006/wordml" xmlns:wps="http://schemas.microsoft.com/office/word/2010/wordprocessingShape" mc:Ignorable="w14 w15 w16se w16cid w16 w16cex w16sdtdh wp14">
+<w:document xmlns:wpc="http://schemas.microsoft.com/office/word/2010/wordprocessingCanvas" xmlns:cx="http://schemas.microsoft.com/office/drawing/2014/chartex" xmlns:cx1="http://schemas.microsoft.com/office/drawing/2015/9/8/chartex" xmlns:cx2="http://schemas.microsoft.com/office/drawing/2015/10/21/chartex" xmlns:cx3="http://schemas.microsoft.com/office/drawing/2016/5/9/chartex" xmlns:cx4="http://schemas.microsoft.com/office/drawing/2016/5/10/chartex" xmlns:cx5="http://schemas.microsoft.com/office/drawing/2016/5/11/chartex" xmlns:cx6="http://schemas.microsoft.com/office/drawing/2016/5/12/chartex" xmlns:cx7="http://schemas.microsoft.com/office/drawing/2016/5/13/chartex" xmlns:cx8="http://schemas.microsoft.com/office/drawing/2016/5/14/chartex" xmlns:mc="http://schemas.openxmlformats.org/markup-compatibility/2006" xmlns:aink="http://schemas.microsoft.com/office/drawing/2016/ink" xmlns:am3d="http://schemas.microsoft.com/office/drawing/2017/model3d" xmlns:o="urn:schemas-microsoft-com:office:office" xmlns:oel="http://schemas.microsoft.com/office/2019/extlst" xmlns:r="http://schemas.openxmlformats.org/officeDocument/2006/relationships" xmlns:m="http://schemas.openxmlformats.org/officeDocument/2006/math" xmlns:v="urn:schemas-microsoft-com:vml" xmlns:wp14="http://schemas.microsoft.com/office/word/2010/wordprocessingDrawing" xmlns:wp="http://schemas.openxmlformats.org/drawingml/2006/wordprocessingDrawing" xmlns:w10="urn:schemas-microsoft-com:office:word" xmlns:w="http://schemas.openxmlformats.org/wordprocessingml/2006/main" xmlns:w14="http://schemas.microsoft.com/office/word/2010/wordml" xmlns:w15="http://schemas.microsoft.com/office/word/2012/wordml" xmlns:w16cex="http://schemas.microsoft.com/office/word/2018/wordml/cex" xmlns:w16cid="http://schemas.microsoft.com/office/word/2016/wordml/cid" xmlns:w16="http://schemas.microsoft.com/office/word/2018/wordml" xmlns:w16du="http://schemas.microsoft.com/office/word/2023/wordml/word16du" xmlns:w16sdtdh="http://schemas.microsoft.com/office/word/2020/wordml/sdtdatahash" xmlns:w16se="http://schemas.microsoft.com/office/word/2015/wordml/symex" xmlns:wpg="http://schemas.microsoft.com/office/word/2010/wordprocessingGroup" xmlns:wpi="http://schemas.microsoft.com/office/word/2010/wordprocessingInk" xmlns:wne="http://schemas.microsoft.com/office/word/2006/wordml" xmlns:wps="http://schemas.microsoft.com/office/word/2010/wordprocessingShape" mc:Ignorable="w14 w15 w16se w16cid w16 w16cex w16sdtdh w16du wp14">
   <w:body>
     <w:p>
       <w:pPr>
@@ -14,259 +14,209 @@
           <w:b/>
           <w:lang w:val="pt-BR"/>
         </w:rPr>
-        <w:t xml:space="preserve">Bonecas Russas </w:t>
-      </w:r>
-      <w:proofErr w:type="spellStart"/>
-      <w:r>
-        <w:rPr>
-          <w:b/>
-          <w:lang w:val="pt-BR"/>
-        </w:rPr>
-        <w:t>Selections</w:t>
-      </w:r>
-      <w:proofErr w:type="spellEnd"/>
-      <w:r>
-        <w:rPr>
-          <w:b/>
-          <w:lang w:val="pt-BR"/>
-        </w:rPr>
-        <w:t xml:space="preserve"> – Nuno Ramos</w:t>
-      </w:r>
-    </w:p>
-    <w:p>
-      <w:pPr>
-        <w:rPr>
-          <w:lang w:val="pt-BR"/>
-        </w:rPr>
-      </w:pPr>
-    </w:p>
-    <w:p>
-      <w:pPr>
-        <w:rPr>
-          <w:lang w:val="pt-BR"/>
-        </w:rPr>
-      </w:pPr>
-    </w:p>
-    <w:p>
-      <w:pPr>
-        <w:rPr>
-          <w:b/>
-          <w:bCs/>
-          <w:lang w:val="pt-BR"/>
-        </w:rPr>
-      </w:pPr>
-      <w:r>
-        <w:rPr>
-          <w:b/>
-          <w:bCs/>
-          <w:lang w:val="pt-BR"/>
-        </w:rPr>
-        <w:t>Drones/</w:t>
-      </w:r>
-      <w:proofErr w:type="spellStart"/>
-      <w:r>
-        <w:rPr>
-          <w:b/>
-          <w:bCs/>
-          <w:lang w:val="pt-BR"/>
-        </w:rPr>
-        <w:t>Filters</w:t>
-      </w:r>
-      <w:proofErr w:type="spellEnd"/>
-    </w:p>
-    <w:p>
-      <w:pPr>
-        <w:rPr>
-          <w:lang w:val="pt-BR"/>
-        </w:rPr>
-      </w:pPr>
-      <w:r>
-        <w:rPr>
+        <w:t>Bonecas Russas Selections – Nuno Ramos</w:t>
+      </w:r>
+    </w:p>
+    <w:p>
+      <w:pPr>
+        <w:rPr>
+          <w:lang w:val="pt-BR"/>
+        </w:rPr>
+      </w:pPr>
+    </w:p>
+    <w:p>
+      <w:pPr>
+        <w:rPr>
+          <w:lang w:val="pt-BR"/>
+        </w:rPr>
+      </w:pPr>
+    </w:p>
+    <w:p>
+      <w:pPr>
+        <w:rPr>
+          <w:b/>
+          <w:bCs/>
+          <w:lang w:val="pt-BR"/>
+        </w:rPr>
+      </w:pPr>
+      <w:r>
+        <w:rPr>
+          <w:b/>
+          <w:bCs/>
+          <w:lang w:val="pt-BR"/>
+        </w:rPr>
+        <w:t>Drones/Filters</w:t>
+      </w:r>
+    </w:p>
+    <w:p>
+      <w:pPr>
+        <w:rPr>
+          <w:lang w:val="pt-BR"/>
+        </w:rPr>
+      </w:pPr>
+      <w:r>
+        <w:rPr>
+          <w:color w:val="0000FF"/>
           <w:lang w:val="pt-BR"/>
         </w:rPr>
         <w:t xml:space="preserve">Quem põe uma boneca russa </w:t>
       </w:r>
       <w:r>
         <w:rPr>
+          <w:color w:val="0000FF"/>
           <w:lang w:val="pt-BR"/>
         </w:rPr>
         <w:t>d</w:t>
       </w:r>
       <w:r>
         <w:rPr>
-          <w:lang w:val="pt-BR"/>
-        </w:rPr>
-        <w:t>entro da outra é o dia. E quem põe um dia dentro de outro sou eu. Assim, eu e meus dias, como colecionadores, vamos escondendo bonecos iguais a n</w:t>
-      </w:r>
-      <w:r>
-        <w:rPr>
-          <w:lang w:val="pt-BR"/>
-        </w:rPr>
-        <w:t>ó</w:t>
-      </w:r>
-      <w:r>
-        <w:rPr>
-          <w:lang w:val="pt-BR"/>
-        </w:rPr>
-        <w:t xml:space="preserve">s mesmos, uns </w:t>
-      </w:r>
-      <w:r>
-        <w:rPr>
-          <w:lang w:val="pt-BR"/>
-        </w:rPr>
-        <w:t xml:space="preserve">dentro </w:t>
-      </w:r>
-      <w:r>
-        <w:rPr>
-          <w:lang w:val="pt-BR"/>
-        </w:rPr>
-        <w:t>dos outros.</w:t>
-      </w:r>
-      <w:r>
-        <w:rPr>
-          <w:lang w:val="pt-BR"/>
-        </w:rPr>
-        <w:t xml:space="preserve"> Mas não apenas nós, pois a natureza é uma enorme boneca russa também.</w:t>
-      </w:r>
-    </w:p>
-    <w:p>
-      <w:pPr>
-        <w:rPr>
-          <w:lang w:val="pt-BR"/>
-        </w:rPr>
-      </w:pPr>
-    </w:p>
-    <w:p>
-      <w:pPr>
-        <w:rPr>
-          <w:lang w:val="pt-BR"/>
-        </w:rPr>
-      </w:pPr>
-    </w:p>
-    <w:p>
-      <w:pPr>
-        <w:rPr>
-          <w:b/>
-          <w:bCs/>
-          <w:lang w:val="pt-BR"/>
-        </w:rPr>
-      </w:pPr>
-      <w:proofErr w:type="spellStart"/>
-      <w:r>
-        <w:rPr>
-          <w:b/>
-          <w:bCs/>
-          <w:lang w:val="pt-BR"/>
-        </w:rPr>
-        <w:t>Fluidity</w:t>
-      </w:r>
-      <w:proofErr w:type="spellEnd"/>
-      <w:r>
-        <w:rPr>
-          <w:b/>
-          <w:bCs/>
+          <w:color w:val="0000FF"/>
+          <w:lang w:val="pt-BR"/>
+        </w:rPr>
+        <w:t>entro da outra é o dia.</w:t>
+      </w:r>
+      <w:r>
+        <w:rPr>
           <w:lang w:val="pt-BR"/>
         </w:rPr>
         <w:t xml:space="preserve"> </w:t>
       </w:r>
-      <w:proofErr w:type="spellStart"/>
-      <w:r>
-        <w:rPr>
-          <w:b/>
-          <w:bCs/>
-          <w:lang w:val="pt-BR"/>
-        </w:rPr>
-        <w:t>Repetition</w:t>
-      </w:r>
-      <w:proofErr w:type="spellEnd"/>
-    </w:p>
-    <w:p>
-      <w:pPr>
-        <w:rPr>
-          <w:lang w:val="pt-BR"/>
-        </w:rPr>
-      </w:pPr>
-      <w:r>
-        <w:rPr>
+      <w:r>
+        <w:rPr>
+          <w:color w:val="0000FF"/>
+          <w:lang w:val="pt-BR"/>
+        </w:rPr>
+        <w:t xml:space="preserve">E quem põe um dia dentro de outro sou eu. </w:t>
+      </w:r>
+      <w:r>
+        <w:rPr>
+          <w:color w:val="0000FF"/>
+          <w:lang w:val="pt-BR"/>
+        </w:rPr>
+        <w:t>Assim, eu e meus dias, como colecionadores, vamos escondendo bonecos iguais a nós mesmos, uns dentro dos outros. Mas não apenas nós, pois a natureza é uma enorme boneca russa também.</w:t>
+      </w:r>
+    </w:p>
+    <w:p>
+      <w:pPr>
+        <w:rPr>
+          <w:lang w:val="pt-BR"/>
+        </w:rPr>
+      </w:pPr>
+    </w:p>
+    <w:p>
+      <w:pPr>
+        <w:rPr>
+          <w:lang w:val="pt-BR"/>
+        </w:rPr>
+      </w:pPr>
+    </w:p>
+    <w:p>
+      <w:pPr>
+        <w:rPr>
+          <w:b/>
+          <w:bCs/>
+          <w:lang w:val="pt-BR"/>
+        </w:rPr>
+      </w:pPr>
+      <w:r>
+        <w:rPr>
+          <w:b/>
+          <w:bCs/>
+          <w:lang w:val="pt-BR"/>
+        </w:rPr>
+        <w:t>Fluidity Repetition</w:t>
+      </w:r>
+    </w:p>
+    <w:p>
+      <w:pPr>
+        <w:rPr>
+          <w:lang w:val="pt-BR"/>
+        </w:rPr>
+      </w:pPr>
+      <w:r>
+        <w:rPr>
+          <w:color w:val="0000FF"/>
           <w:lang w:val="pt-BR"/>
         </w:rPr>
         <w:t xml:space="preserve">E o rio, que não banharia duas vezes o </w:t>
       </w:r>
       <w:r>
         <w:rPr>
+          <w:color w:val="0000FF"/>
           <w:lang w:val="pt-BR"/>
         </w:rPr>
         <w:t>mesmo</w:t>
       </w:r>
       <w:r>
         <w:rPr>
+          <w:color w:val="0000FF"/>
           <w:lang w:val="pt-BR"/>
         </w:rPr>
         <w:t xml:space="preserve"> homem, é uma boneca russa de água, </w:t>
       </w:r>
       <w:r>
         <w:rPr>
+          <w:color w:val="0000FF"/>
           <w:lang w:val="pt-BR"/>
         </w:rPr>
         <w:t>enrolado</w:t>
       </w:r>
       <w:r>
         <w:rPr>
-          <w:lang w:val="pt-BR"/>
-        </w:rPr>
-        <w:t xml:space="preserve"> a si mesmo em turbilhões, repetindo-se enquanto procura o mar.</w:t>
-      </w:r>
-    </w:p>
-    <w:p>
-      <w:pPr>
-        <w:rPr>
-          <w:lang w:val="pt-BR"/>
-        </w:rPr>
-      </w:pPr>
-    </w:p>
-    <w:p>
-      <w:pPr>
-        <w:rPr>
-          <w:lang w:val="pt-BR"/>
-        </w:rPr>
-      </w:pPr>
-    </w:p>
-    <w:p>
-      <w:pPr>
-        <w:rPr>
-          <w:b/>
-          <w:bCs/>
-          <w:lang w:val="pt-BR"/>
-        </w:rPr>
-      </w:pPr>
-      <w:proofErr w:type="spellStart"/>
-      <w:r>
-        <w:rPr>
-          <w:b/>
-          <w:bCs/>
-          <w:lang w:val="pt-BR"/>
-        </w:rPr>
-        <w:t>Inflate</w:t>
-      </w:r>
-      <w:proofErr w:type="spellEnd"/>
-      <w:r>
-        <w:rPr>
-          <w:b/>
-          <w:bCs/>
-          <w:lang w:val="pt-BR"/>
-        </w:rPr>
-        <w:t>/</w:t>
-      </w:r>
-      <w:proofErr w:type="spellStart"/>
-      <w:r>
-        <w:rPr>
-          <w:b/>
-          <w:bCs/>
-          <w:lang w:val="pt-BR"/>
-        </w:rPr>
-        <w:t>Deflate</w:t>
-      </w:r>
-      <w:proofErr w:type="spellEnd"/>
+          <w:color w:val="0000FF"/>
+          <w:lang w:val="pt-BR"/>
+        </w:rPr>
+        <w:t xml:space="preserve"> a si mesmo em turbilhões</w:t>
+      </w:r>
+      <w:r>
+        <w:rPr>
+          <w:lang w:val="pt-BR"/>
+        </w:rPr>
+        <w:t>, repetindo-se enquanto procura</w:t>
+      </w:r>
+      <w:r>
+        <w:rPr>
+          <w:lang w:val="pt-BR"/>
+        </w:rPr>
+        <w:t>ria</w:t>
+      </w:r>
+      <w:r>
+        <w:rPr>
+          <w:lang w:val="pt-BR"/>
+        </w:rPr>
+        <w:t xml:space="preserve"> o mar.</w:t>
+      </w:r>
+    </w:p>
+    <w:p>
+      <w:pPr>
+        <w:rPr>
+          <w:lang w:val="pt-BR"/>
+        </w:rPr>
+      </w:pPr>
+    </w:p>
+    <w:p>
+      <w:pPr>
+        <w:rPr>
+          <w:lang w:val="pt-BR"/>
+        </w:rPr>
+      </w:pPr>
+    </w:p>
+    <w:p>
+      <w:pPr>
+        <w:rPr>
+          <w:b/>
+          <w:bCs/>
+          <w:lang w:val="pt-BR"/>
+        </w:rPr>
+      </w:pPr>
+      <w:r>
+        <w:rPr>
+          <w:b/>
+          <w:bCs/>
+          <w:lang w:val="pt-BR"/>
+        </w:rPr>
+        <w:t>Inflate/Deflate</w:t>
+      </w:r>
     </w:p>
     <w:p>
       <w:pPr>
@@ -303,269 +253,207 @@
           <w:lang w:val="pt-BR"/>
         </w:rPr>
       </w:pPr>
-      <w:proofErr w:type="spellStart"/>
-      <w:r>
-        <w:rPr>
-          <w:b/>
-          <w:bCs/>
-          <w:lang w:val="pt-BR"/>
-        </w:rPr>
-        <w:t>Incisive</w:t>
-      </w:r>
-      <w:proofErr w:type="spellEnd"/>
-      <w:r>
-        <w:rPr>
-          <w:b/>
-          <w:bCs/>
+      <w:r>
+        <w:rPr>
+          <w:b/>
+          <w:bCs/>
+          <w:lang w:val="pt-BR"/>
+        </w:rPr>
+        <w:t>Incisive Repetition</w:t>
+      </w:r>
+    </w:p>
+    <w:p>
+      <w:pPr>
+        <w:rPr>
+          <w:lang w:val="pt-BR"/>
+        </w:rPr>
+      </w:pPr>
+      <w:r>
+        <w:rPr>
+          <w:lang w:val="pt-BR"/>
+        </w:rPr>
+        <w:t xml:space="preserve">Mesmo a dor da mordida </w:t>
+      </w:r>
+      <w:r>
+        <w:rPr>
+          <w:lang w:val="pt-BR"/>
+        </w:rPr>
+        <w:t>d</w:t>
+      </w:r>
+      <w:r>
+        <w:rPr>
+          <w:lang w:val="pt-BR"/>
+        </w:rPr>
+        <w:t xml:space="preserve">e uma vespa, a inveja mais profunda, o ciúme infernal, a morte </w:t>
+      </w:r>
+      <w:r>
+        <w:rPr>
+          <w:lang w:val="pt-BR"/>
+        </w:rPr>
+        <w:t>d</w:t>
+      </w:r>
+      <w:r>
+        <w:rPr>
+          <w:lang w:val="pt-BR"/>
+        </w:rPr>
+        <w:t>o que amamos</w:t>
+      </w:r>
+      <w:r>
+        <w:rPr>
+          <w:lang w:val="pt-BR"/>
+        </w:rPr>
+        <w:t xml:space="preserve"> de fato – repetição, dor dentro da dor, nervo dentro do nervo, coração interno ao coração.</w:t>
+      </w:r>
+    </w:p>
+    <w:p>
+      <w:pPr>
+        <w:rPr>
+          <w:lang w:val="pt-BR"/>
+        </w:rPr>
+      </w:pPr>
+    </w:p>
+    <w:p>
+      <w:pPr>
+        <w:rPr>
+          <w:lang w:val="pt-BR"/>
+        </w:rPr>
+      </w:pPr>
+    </w:p>
+    <w:p>
+      <w:pPr>
+        <w:rPr>
+          <w:b/>
+          <w:bCs/>
+          <w:lang w:val="pt-BR"/>
+        </w:rPr>
+      </w:pPr>
+      <w:r>
+        <w:rPr>
+          <w:b/>
+          <w:bCs/>
+          <w:lang w:val="pt-BR"/>
+        </w:rPr>
+        <w:t>Song/Lyrical</w:t>
+      </w:r>
+    </w:p>
+    <w:p>
+      <w:pPr>
+        <w:rPr>
+          <w:lang w:val="pt-BR"/>
+        </w:rPr>
+      </w:pPr>
+      <w:r>
+        <w:rPr>
+          <w:lang w:val="pt-BR"/>
+        </w:rPr>
+        <w:t xml:space="preserve">Com olho dentro dos olhos observo teu corpo de manhã; com dedos dentro dos dedos toquei você ontem a noite. </w:t>
+      </w:r>
+    </w:p>
+    <w:p>
+      <w:pPr>
+        <w:rPr>
+          <w:lang w:val="pt-BR"/>
+        </w:rPr>
+      </w:pPr>
+    </w:p>
+    <w:p>
+      <w:pPr>
+        <w:rPr>
+          <w:lang w:val="pt-BR"/>
+        </w:rPr>
+      </w:pPr>
+    </w:p>
+    <w:p>
+      <w:pPr>
+        <w:rPr>
+          <w:b/>
+          <w:bCs/>
+          <w:lang w:val="pt-BR"/>
+        </w:rPr>
+      </w:pPr>
+      <w:r>
+        <w:rPr>
+          <w:b/>
+          <w:bCs/>
+          <w:lang w:val="pt-BR"/>
+        </w:rPr>
+        <w:t>Ricochet</w:t>
+      </w:r>
+      <w:r>
+        <w:rPr>
+          <w:b/>
+          <w:bCs/>
+          <w:lang w:val="pt-BR"/>
+        </w:rPr>
+        <w:t>/Repetition</w:t>
+      </w:r>
+    </w:p>
+    <w:p>
+      <w:pPr>
+        <w:rPr>
+          <w:lang w:val="pt-BR"/>
+        </w:rPr>
+      </w:pPr>
+      <w:r>
+        <w:rPr>
+          <w:lang w:val="pt-BR"/>
+        </w:rPr>
+        <w:t>Não sou a réplica do que fui, nem do que serei</w:t>
+      </w:r>
+      <w:r>
+        <w:rPr>
+          <w:lang w:val="pt-BR"/>
+        </w:rPr>
+        <w:t>, mas do</w:t>
+      </w:r>
+      <w:r>
+        <w:rPr>
+          <w:lang w:val="pt-BR"/>
+        </w:rPr>
+        <w:t xml:space="preserve"> que acontece </w:t>
+      </w:r>
+      <w:r>
+        <w:rPr>
+          <w:lang w:val="pt-BR"/>
+        </w:rPr>
+        <w:t>com</w:t>
+      </w:r>
+      <w:r>
+        <w:rPr>
+          <w:lang w:val="pt-BR"/>
+        </w:rPr>
+        <w:t>igo neste exato momento.</w:t>
+      </w:r>
+      <w:r>
+        <w:rPr>
           <w:lang w:val="pt-BR"/>
         </w:rPr>
         <w:t xml:space="preserve"> </w:t>
       </w:r>
-      <w:proofErr w:type="spellStart"/>
-      <w:r>
-        <w:rPr>
-          <w:b/>
-          <w:bCs/>
-          <w:lang w:val="pt-BR"/>
-        </w:rPr>
-        <w:t>Repetition</w:t>
-      </w:r>
-      <w:proofErr w:type="spellEnd"/>
-    </w:p>
-    <w:p>
-      <w:pPr>
-        <w:rPr>
-          <w:lang w:val="pt-BR"/>
-        </w:rPr>
-      </w:pPr>
-      <w:r>
-        <w:rPr>
-          <w:lang w:val="pt-BR"/>
-        </w:rPr>
-        <w:t xml:space="preserve">Mesmo a dor da mordida </w:t>
-      </w:r>
-      <w:r>
-        <w:rPr>
-          <w:lang w:val="pt-BR"/>
-        </w:rPr>
-        <w:t>d</w:t>
-      </w:r>
-      <w:r>
-        <w:rPr>
-          <w:lang w:val="pt-BR"/>
-        </w:rPr>
-        <w:t xml:space="preserve">e uma vespa, a inveja mais profunda, o ciúme infernal, a morte </w:t>
-      </w:r>
-      <w:r>
-        <w:rPr>
-          <w:lang w:val="pt-BR"/>
-        </w:rPr>
-        <w:t>d</w:t>
-      </w:r>
-      <w:r>
-        <w:rPr>
-          <w:lang w:val="pt-BR"/>
-        </w:rPr>
-        <w:t>o que amamos</w:t>
-      </w:r>
-      <w:r>
-        <w:rPr>
-          <w:lang w:val="pt-BR"/>
-        </w:rPr>
-        <w:t xml:space="preserve"> de fato – repetição, dor dentro da dor, nervo dentro do nervo, coração interno ao coração.</w:t>
-      </w:r>
-    </w:p>
-    <w:p>
-      <w:pPr>
-        <w:rPr>
-          <w:lang w:val="pt-BR"/>
-        </w:rPr>
-      </w:pPr>
-    </w:p>
-    <w:p>
-      <w:pPr>
-        <w:rPr>
-          <w:lang w:val="pt-BR"/>
-        </w:rPr>
-      </w:pPr>
-    </w:p>
-    <w:p>
-      <w:pPr>
-        <w:rPr>
-          <w:b/>
-          <w:bCs/>
-          <w:lang w:val="pt-BR"/>
-        </w:rPr>
-      </w:pPr>
-      <w:r>
-        <w:rPr>
-          <w:b/>
-          <w:bCs/>
-          <w:lang w:val="pt-BR"/>
-        </w:rPr>
-        <w:t>Song/</w:t>
-      </w:r>
-      <w:proofErr w:type="spellStart"/>
-      <w:r>
-        <w:rPr>
-          <w:b/>
-          <w:bCs/>
-          <w:lang w:val="pt-BR"/>
-        </w:rPr>
-        <w:t>Lyrical</w:t>
-      </w:r>
-      <w:proofErr w:type="spellEnd"/>
-    </w:p>
-    <w:p>
-      <w:pPr>
-        <w:rPr>
-          <w:lang w:val="pt-BR"/>
-        </w:rPr>
-      </w:pPr>
-      <w:r>
-        <w:rPr>
-          <w:lang w:val="pt-BR"/>
-        </w:rPr>
-        <w:t xml:space="preserve">Com olho dentro dos olhos observo teu corpo de manhã; com dedos dentro dos dedos toquei você ontem a noite. </w:t>
-      </w:r>
-    </w:p>
-    <w:p>
-      <w:pPr>
-        <w:rPr>
-          <w:lang w:val="pt-BR"/>
-        </w:rPr>
-      </w:pPr>
-    </w:p>
-    <w:p>
-      <w:pPr>
-        <w:rPr>
-          <w:lang w:val="pt-BR"/>
-        </w:rPr>
-      </w:pPr>
-    </w:p>
-    <w:p>
-      <w:pPr>
-        <w:rPr>
-          <w:b/>
-          <w:bCs/>
-          <w:lang w:val="pt-BR"/>
-        </w:rPr>
-      </w:pPr>
-      <w:proofErr w:type="spellStart"/>
-      <w:r>
-        <w:rPr>
-          <w:b/>
-          <w:bCs/>
-          <w:lang w:val="pt-BR"/>
-        </w:rPr>
-        <w:t>Ricochet</w:t>
-      </w:r>
-      <w:proofErr w:type="spellEnd"/>
-      <w:r>
-        <w:rPr>
-          <w:b/>
-          <w:bCs/>
-          <w:lang w:val="pt-BR"/>
-        </w:rPr>
-        <w:t>/</w:t>
-      </w:r>
-      <w:proofErr w:type="spellStart"/>
-      <w:r>
-        <w:rPr>
-          <w:b/>
-          <w:bCs/>
-          <w:lang w:val="pt-BR"/>
-        </w:rPr>
-        <w:t>Repetition</w:t>
-      </w:r>
-      <w:proofErr w:type="spellEnd"/>
-    </w:p>
-    <w:p>
-      <w:pPr>
-        <w:rPr>
-          <w:lang w:val="pt-BR"/>
-        </w:rPr>
-      </w:pPr>
-      <w:r>
-        <w:rPr>
-          <w:lang w:val="pt-BR"/>
-        </w:rPr>
-        <w:t>Não sou a réplica do que fui, nem do que serei</w:t>
-      </w:r>
-      <w:r>
-        <w:rPr>
-          <w:lang w:val="pt-BR"/>
-        </w:rPr>
-        <w:t>, mas do</w:t>
-      </w:r>
-      <w:r>
-        <w:rPr>
-          <w:lang w:val="pt-BR"/>
-        </w:rPr>
-        <w:t xml:space="preserve"> que acontece </w:t>
-      </w:r>
-      <w:r>
-        <w:rPr>
-          <w:lang w:val="pt-BR"/>
-        </w:rPr>
-        <w:t>com</w:t>
-      </w:r>
-      <w:r>
-        <w:rPr>
-          <w:lang w:val="pt-BR"/>
-        </w:rPr>
-        <w:t>igo neste exato momento.</w:t>
-      </w:r>
-      <w:r>
-        <w:rPr>
-          <w:lang w:val="pt-BR"/>
-        </w:rPr>
-        <w:t xml:space="preserve"> </w:t>
-      </w:r>
-    </w:p>
-    <w:p>
-      <w:pPr>
-        <w:rPr>
-          <w:lang w:val="pt-BR"/>
-        </w:rPr>
-      </w:pPr>
-    </w:p>
-    <w:p>
-      <w:pPr>
-        <w:rPr>
-          <w:b/>
-          <w:bCs/>
-          <w:lang w:val="pt-BR"/>
-        </w:rPr>
-      </w:pPr>
-      <w:proofErr w:type="spellStart"/>
-      <w:r>
-        <w:rPr>
-          <w:b/>
-          <w:bCs/>
-          <w:lang w:val="pt-BR"/>
-        </w:rPr>
-        <w:t>Recapitulation</w:t>
-      </w:r>
-      <w:proofErr w:type="spellEnd"/>
-      <w:r>
-        <w:rPr>
-          <w:b/>
-          <w:bCs/>
-          <w:lang w:val="pt-BR"/>
-        </w:rPr>
-        <w:t>/</w:t>
-      </w:r>
-      <w:proofErr w:type="spellStart"/>
-      <w:r>
-        <w:rPr>
-          <w:b/>
-          <w:bCs/>
-          <w:lang w:val="pt-BR"/>
-        </w:rPr>
-        <w:t>Mirrors</w:t>
-      </w:r>
-      <w:proofErr w:type="spellEnd"/>
+    </w:p>
+    <w:p>
+      <w:pPr>
+        <w:rPr>
+          <w:lang w:val="pt-BR"/>
+        </w:rPr>
+      </w:pPr>
+    </w:p>
+    <w:p>
+      <w:pPr>
+        <w:rPr>
+          <w:b/>
+          <w:bCs/>
+          <w:lang w:val="pt-BR"/>
+        </w:rPr>
+      </w:pPr>
+      <w:r>
+        <w:rPr>
+          <w:b/>
+          <w:bCs/>
+          <w:lang w:val="pt-BR"/>
+        </w:rPr>
+        <w:t>Recapitulation/Mirrors</w:t>
+      </w:r>
     </w:p>
     <w:p>
       <w:pPr>
@@ -710,7 +598,7 @@
 </file>
 
 <file path=word/styles.xml><?xml version="1.0" encoding="utf-8"?>
-<w:styles xmlns:mc="http://schemas.openxmlformats.org/markup-compatibility/2006" xmlns:r="http://schemas.openxmlformats.org/officeDocument/2006/relationships" xmlns:w="http://schemas.openxmlformats.org/wordprocessingml/2006/main" xmlns:w14="http://schemas.microsoft.com/office/word/2010/wordml" xmlns:w15="http://schemas.microsoft.com/office/word/2012/wordml" xmlns:w16cex="http://schemas.microsoft.com/office/word/2018/wordml/cex" xmlns:w16cid="http://schemas.microsoft.com/office/word/2016/wordml/cid" xmlns:w16="http://schemas.microsoft.com/office/word/2018/wordml" xmlns:w16sdtdh="http://schemas.microsoft.com/office/word/2020/wordml/sdtdatahash" xmlns:w16se="http://schemas.microsoft.com/office/word/2015/wordml/symex" mc:Ignorable="w14 w15 w16se w16cid w16 w16cex w16sdtdh">
+<w:styles xmlns:mc="http://schemas.openxmlformats.org/markup-compatibility/2006" xmlns:r="http://schemas.openxmlformats.org/officeDocument/2006/relationships" xmlns:w="http://schemas.openxmlformats.org/wordprocessingml/2006/main" xmlns:w14="http://schemas.microsoft.com/office/word/2010/wordml" xmlns:w15="http://schemas.microsoft.com/office/word/2012/wordml" xmlns:w16cex="http://schemas.microsoft.com/office/word/2018/wordml/cex" xmlns:w16cid="http://schemas.microsoft.com/office/word/2016/wordml/cid" xmlns:w16="http://schemas.microsoft.com/office/word/2018/wordml" xmlns:w16du="http://schemas.microsoft.com/office/word/2023/wordml/word16du" xmlns:w16sdtdh="http://schemas.microsoft.com/office/word/2020/wordml/sdtdatahash" xmlns:w16se="http://schemas.microsoft.com/office/word/2015/wordml/symex" mc:Ignorable="w14 w15 w16se w16cid w16 w16cex w16sdtdh w16du">
   <w:docDefaults>
     <w:rPrDefault>
       <w:rPr>
